--- a/tools/contrato-modelo.docx
+++ b/tools/contrato-modelo.docx
@@ -129,6 +129,21 @@
           <w:b/>
           <w:bCs/>
         </w:rPr>
+        <w:t xml:space="preserve">DATA DE TÉRMINO: </w:t>
+      </w:r>
+      <w:r>
+        <w:t xml:space="preserve">{data_termino}</w:t>
+      </w:r>
+    </w:p>
+    <w:p>
+      <w:pPr>
+        <w:spacing w:after="120"/>
+      </w:pPr>
+      <w:r>
+        <w:rPr>
+          <w:b/>
+          <w:bCs/>
+        </w:rPr>
         <w:t xml:space="preserve">E-MAIL: </w:t>
       </w:r>
       <w:r>
@@ -331,7 +346,17 @@
         <w:t xml:space="preserve">{data_inicio}</w:t>
       </w:r>
       <w:r>
-        <w:t xml:space="preserve">.</w:t>
+        <w:t xml:space="preserve"> (até </w:t>
+      </w:r>
+      <w:r>
+        <w:rPr>
+          <w:b/>
+          <w:bCs/>
+        </w:rPr>
+        <w:t xml:space="preserve">{data_termino}</w:t>
+      </w:r>
+      <w:r>
+        <w:t xml:space="preserve">).</w:t>
       </w:r>
     </w:p>
     <w:p>
@@ -365,7 +390,17 @@
         <w:t xml:space="preserve">{data_inicio}</w:t>
       </w:r>
       <w:r>
-        <w:t xml:space="preserve">, mantendo os entregáveis e materiais durante esse período e enquanto o plano contratado estiver ativo.</w:t>
+        <w:t xml:space="preserve"> (até </w:t>
+      </w:r>
+      <w:r>
+        <w:rPr>
+          <w:b/>
+          <w:bCs/>
+        </w:rPr>
+        <w:t xml:space="preserve">{data_termino}</w:t>
+      </w:r>
+      <w:r>
+        <w:t xml:space="preserve">), mantendo os entregáveis e materiais durante esse período e enquanto o plano contratado estiver ativo.</w:t>
       </w:r>
     </w:p>
     <w:p>
@@ -772,6 +807,67 @@
       </w:pPr>
       <w:r>
         <w:t xml:space="preserve">Não há garantia incondicional de ganhos financeiros: os resultados dependem exclusivamente da dedicação, do esforço e da aplicação correta do método por parte de cada participante. Caso esteja insatisfeito, o participante deverá comunicar a equipe para a devida avaliação, caso a caso.</w:t>
+      </w:r>
+    </w:p>
+    <w:p>
+      <w:pPr>
+        <w:spacing w:after="120"/>
+      </w:pPr>
+      <w:r>
+        <w:t xml:space="preserve"/>
+      </w:r>
+    </w:p>
+    <w:p>
+      <w:pPr>
+        <w:pStyle w:val="Heading2"/>
+        <w:spacing w:after="120" w:before="240"/>
+      </w:pPr>
+      <w:r>
+        <w:rPr>
+          <w:b/>
+          <w:bCs/>
+        </w:rPr>
+        <w:t xml:space="preserve">CLÁUSULA DE DESISTÊNCIA</w:t>
+      </w:r>
+    </w:p>
+    <w:p>
+      <w:pPr>
+        <w:spacing w:after="120"/>
+      </w:pPr>
+      <w:r>
+        <w:t xml:space="preserve">Em caso de desistência por parte do participante após a assinatura deste contrato, será devida multa compensatória de 20% (vinte por cento) sobre o valor restante do contrato, entendido como:</w:t>
+      </w:r>
+    </w:p>
+    <w:p>
+      <w:pPr>
+        <w:spacing w:after="120"/>
+      </w:pPr>
+      <w:r>
+        <w:t xml:space="preserve">a) na modalidade à vista, o valor total do contrato subtraído do que foi efetivamente pago até a data da comunicação da desistência;</w:t>
+      </w:r>
+    </w:p>
+    <w:p>
+      <w:pPr>
+        <w:spacing w:after="120"/>
+      </w:pPr>
+      <w:r>
+        <w:t xml:space="preserve">b) na modalidade a prazo, o somatório das parcelas ainda não vencidas na data da comunicação da desistência.</w:t>
+      </w:r>
+    </w:p>
+    <w:p>
+      <w:pPr>
+        <w:spacing w:after="120"/>
+      </w:pPr>
+      <w:r>
+        <w:t xml:space="preserve">A desistência deverá ser comunicada por escrito à CONTRATADA, preferencialmente pelos canais oficiais informados no programa. O prazo para quitação da multa é de 10 (dez) dias corridos a contar da data da comunicação formal.</w:t>
+      </w:r>
+    </w:p>
+    <w:p>
+      <w:pPr>
+        <w:spacing w:after="120"/>
+      </w:pPr>
+      <w:r>
+        <w:t xml:space="preserve">A multa prevista nesta cláusula não se confunde com parcelas já vencidas e não pagas, que permanecem plenamente exigíveis.</w:t>
       </w:r>
     </w:p>
     <w:p>

--- a/tools/contrato-modelo.docx
+++ b/tools/contrato-modelo.docx
@@ -1069,7 +1069,17 @@
         <w:spacing w:after="120"/>
       </w:pPr>
       <w:r>
-        <w:t xml:space="preserve">Entrada de </w:t>
+        <w:t xml:space="preserve">Pagamento parcelado via </w:t>
+      </w:r>
+      <w:r>
+        <w:rPr>
+          <w:b/>
+          <w:bCs/>
+        </w:rPr>
+        <w:t xml:space="preserve">{prazo_meio}</w:t>
+      </w:r>
+      <w:r>
+        <w:t xml:space="preserve">: entrada de </w:t>
       </w:r>
       <w:r>
         <w:rPr>
@@ -1176,7 +1186,7 @@
                 <w:b/>
                 <w:bCs/>
               </w:rPr>
-              <w:t xml:space="preserve">Data de vencimento</w:t>
+              <w:t xml:space="preserve">Data de cobrança</w:t>
             </w:r>
           </w:p>
         </w:tc>

--- a/tools/contrato-modelo.docx
+++ b/tools/contrato-modelo.docx
@@ -1019,7 +1019,7 @@
         <w:spacing w:after="120"/>
       </w:pPr>
       <w:r>
-        <w:t xml:space="preserve">Pagamento à vista de </w:t>
+        <w:t xml:space="preserve">Pagamento integral de </w:t>
       </w:r>
       <w:r>
         <w:rPr>
@@ -1043,6 +1043,9 @@
       </w:r>
       <w:r>
         <w:t xml:space="preserve">{vista_meio}</w:t>
+      </w:r>
+      <w:r>
+        <w:t xml:space="preserve">{vista_parcelas_label}</w:t>
       </w:r>
       <w:r>
         <w:t xml:space="preserve">.</w:t>

--- a/tools/contrato-modelo.docx
+++ b/tools/contrato-modelo.docx
@@ -14,7 +14,7 @@
           <w:sz w:val="28"/>
           <w:szCs w:val="28"/>
         </w:rPr>
-        <w:t xml:space="preserve">REGRAS E TERMO DE PARTICIPAÇÃO — MENTORIA DEX</w:t>
+        <w:t xml:space="preserve">REGRAS E TERMO DE PARTICIPAÇÃO — MENTORIA DSD</w:t>
       </w:r>
     </w:p>
     <w:p>
@@ -310,7 +310,7 @@
         <w:spacing w:after="120"/>
       </w:pPr>
       <w:r>
-        <w:t xml:space="preserve">A Mentoria DEX é um programa em grupo que acompanha e auxilia os membros na construção, venda e entrega de uma odontologia do cuidado, cujo ticket médio pode chegar a R$ 20.000,00 por tratamento periodontal não cirúrgico.</w:t>
+        <w:t xml:space="preserve">A Mentoria DSD é um programa em grupo que acompanha e auxilia os membros na construção, venda e entrega de uma odontologia do cuidado, cujo ticket médio pode chegar a R$ 20.000,00 por tratamento periodontal não cirúrgico.</w:t>
       </w:r>
     </w:p>
     <w:p>
@@ -473,7 +473,7 @@
           <w:b/>
           <w:bCs/>
         </w:rPr>
-        <w:t xml:space="preserve">III) Comunidade DEx — exclusiva para os membros da mentoria</w:t>
+        <w:t xml:space="preserve">III) Comunidade DSD — exclusiva para os membros da mentoria</w:t>
       </w:r>
     </w:p>
     <w:p>
@@ -589,7 +589,7 @@
           <w:b/>
           <w:bCs/>
         </w:rPr>
-        <w:t xml:space="preserve">X) App DEx</w:t>
+        <w:t xml:space="preserve">X) App DSD</w:t>
       </w:r>
     </w:p>
     <w:p>
@@ -774,7 +774,7 @@
         <w:spacing w:after="120"/>
       </w:pPr>
       <w:r>
-        <w:t xml:space="preserve">Pelo presente instrumento, o(a) participante e/ou seu representante legal autoriza(m), a título gratuito, o uso de sua imagem em fotos, filmagens e áudios coletados no programa, para peças publicitárias e institucionais da CONTRATADA e da Mentoria DEX.</w:t>
+        <w:t xml:space="preserve">Pelo presente instrumento, o(a) participante e/ou seu representante legal autoriza(m), a título gratuito, o uso de sua imagem em fotos, filmagens e áudios coletados no programa, para peças publicitárias e institucionais da CONTRATADA e da Mentoria DSD.</w:t>
       </w:r>
     </w:p>
     <w:p>
